--- a/Docs/Assn2 Report.docx
+++ b/Docs/Assn2 Report.docx
@@ -281,7 +281,6 @@
     <w:p>
       <w:pPr>
         <w:rPr>
-          <w:rFonts w:hint="eastAsia"/>
           <w:b/>
           <w:bCs/>
           <w:sz w:val="24"/>
@@ -414,7 +413,21 @@
           <w:rFonts w:hint="eastAsia"/>
           <w:szCs w:val="22"/>
         </w:rPr>
-        <w:t xml:space="preserve">플레이어 방향을 바라보는 움직임을 부여하여 게임의 </w:t>
+        <w:t>플레이어 방향을 바라보는 움직임을 부여</w:t>
+      </w:r>
+      <w:r>
+        <w:rPr>
+          <w:rFonts w:hint="eastAsia"/>
+          <w:szCs w:val="22"/>
+        </w:rPr>
+        <w:t>(Additional 1)</w:t>
+      </w:r>
+      <w:r>
+        <w:rPr>
+          <w:rFonts w:hint="eastAsia"/>
+          <w:szCs w:val="22"/>
+        </w:rPr>
+        <w:t xml:space="preserve">하여 게임의 </w:t>
       </w:r>
       <w:r>
         <w:rPr>
@@ -427,7 +440,6 @@
     <w:p>
       <w:pPr>
         <w:rPr>
-          <w:rFonts w:hint="eastAsia"/>
           <w:szCs w:val="22"/>
         </w:rPr>
       </w:pPr>
@@ -464,7 +476,21 @@
           <w:rFonts w:hint="eastAsia"/>
           <w:szCs w:val="22"/>
         </w:rPr>
-        <w:t xml:space="preserve">러나며 색이 붉어지도록 하였고, </w:t>
+        <w:t>러나며 색이 붉어지도록 하였고</w:t>
+      </w:r>
+      <w:r>
+        <w:rPr>
+          <w:rFonts w:hint="eastAsia"/>
+          <w:szCs w:val="22"/>
+        </w:rPr>
+        <w:t>(Additional 2)</w:t>
+      </w:r>
+      <w:r>
+        <w:rPr>
+          <w:rFonts w:hint="eastAsia"/>
+          <w:szCs w:val="22"/>
+        </w:rPr>
+        <w:t xml:space="preserve">, </w:t>
       </w:r>
       <w:r>
         <w:rPr>
@@ -478,7 +504,21 @@
           <w:rFonts w:hint="eastAsia"/>
           <w:szCs w:val="22"/>
         </w:rPr>
-        <w:t>주기적으로 변하는 적의 반지름이나 계층적 변환이 적용된 꼬리 오브젝트를 통해 생동감을 느낄 수 있도록 하였다.</w:t>
+        <w:t>주기적으로 변하는 적의 반지름이나 계층적 변환이 적용된 꼬리 오브젝트</w:t>
+      </w:r>
+      <w:r>
+        <w:rPr>
+          <w:rFonts w:hint="eastAsia"/>
+          <w:szCs w:val="22"/>
+        </w:rPr>
+        <w:t>(Additional 3)</w:t>
+      </w:r>
+      <w:r>
+        <w:rPr>
+          <w:rFonts w:hint="eastAsia"/>
+          <w:szCs w:val="22"/>
+        </w:rPr>
+        <w:t>를 통해 생동감을 느낄 수 있도록 하였다.</w:t>
       </w:r>
     </w:p>
     <w:p>
@@ -525,7 +565,6 @@
     <w:p>
       <w:pPr>
         <w:rPr>
-          <w:rFonts w:hint="eastAsia"/>
           <w:szCs w:val="22"/>
         </w:rPr>
       </w:pPr>
@@ -604,21 +643,28 @@
           <w:rFonts w:hint="eastAsia"/>
           <w:szCs w:val="22"/>
         </w:rPr>
-        <w:t xml:space="preserve"> glRotate를 가하여 적이 항상 플레이어를 바라보고 있도록 구현하였다. 이로써 적들의 움직임에 플레이어 중심적 상호작용을 적용하게 되었다.</w:t>
-      </w:r>
-    </w:p>
-    <w:p>
-      <w:pPr>
-        <w:rPr>
-          <w:szCs w:val="22"/>
-        </w:rPr>
-      </w:pPr>
+        <w:t xml:space="preserve"> glRotate를 가하여 적이 항상 플레이어를 바라보고 있도록 구현하였다. 이로써 적들의 움직임에 플레이어 중심적 상호작용을 적용</w:t>
+      </w:r>
       <w:r>
         <w:rPr>
           <w:rFonts w:hint="eastAsia"/>
           <w:szCs w:val="22"/>
         </w:rPr>
         <w:lastRenderedPageBreak/>
+        <w:t>하게 되었다.</w:t>
+      </w:r>
+    </w:p>
+    <w:p>
+      <w:pPr>
+        <w:rPr>
+          <w:szCs w:val="22"/>
+        </w:rPr>
+      </w:pPr>
+      <w:r>
+        <w:rPr>
+          <w:rFonts w:hint="eastAsia"/>
+          <w:szCs w:val="22"/>
+        </w:rPr>
         <w:t xml:space="preserve"> 기존에 적의 체력을 상단의 체력 바로 구현하던 것에도 변화가 이루어졌다. </w:t>
       </w:r>
       <w:r>
@@ -632,7 +678,6 @@
     <w:p>
       <w:pPr>
         <w:rPr>
-          <w:rFonts w:hint="eastAsia"/>
           <w:szCs w:val="22"/>
         </w:rPr>
       </w:pPr>
@@ -843,15 +888,13 @@
     <w:p>
       <w:pPr>
         <w:rPr>
-          <w:rFonts w:hint="eastAsia"/>
-          <w:szCs w:val="22"/>
-        </w:rPr>
-      </w:pPr>
-    </w:p>
-    <w:p>
-      <w:pPr>
-        <w:rPr>
-          <w:rFonts w:hint="eastAsia"/>
+          <w:szCs w:val="22"/>
+        </w:rPr>
+      </w:pPr>
+    </w:p>
+    <w:p>
+      <w:pPr>
+        <w:rPr>
           <w:szCs w:val="22"/>
         </w:rPr>
       </w:pPr>
@@ -873,7 +916,6 @@
           <w:sz w:val="32"/>
           <w:szCs w:val="32"/>
         </w:rPr>
-        <w:lastRenderedPageBreak/>
         <w:t>3. End-User Guide</w:t>
       </w:r>
     </w:p>
@@ -1085,6 +1127,7 @@
       </w:pPr>
       <w:r>
         <w:rPr>
+          <w:noProof/>
           <w:szCs w:val="22"/>
         </w:rPr>
         <w:lastRenderedPageBreak/>
@@ -1355,7 +1398,6 @@
     <w:p>
       <w:pPr>
         <w:rPr>
-          <w:rFonts w:hint="eastAsia"/>
           <w:szCs w:val="22"/>
         </w:rPr>
       </w:pPr>
@@ -1395,7 +1437,6 @@
     <w:p>
       <w:pPr>
         <w:rPr>
-          <w:rFonts w:hint="eastAsia"/>
           <w:szCs w:val="22"/>
         </w:rPr>
       </w:pPr>
@@ -1417,7 +1458,6 @@
     <w:p>
       <w:pPr>
         <w:rPr>
-          <w:rFonts w:hint="eastAsia"/>
           <w:szCs w:val="22"/>
         </w:rPr>
       </w:pPr>
@@ -1556,7 +1596,6 @@
     <w:p>
       <w:pPr>
         <w:rPr>
-          <w:rFonts w:hint="eastAsia"/>
           <w:szCs w:val="22"/>
         </w:rPr>
       </w:pPr>
@@ -1639,7 +1678,6 @@
     <w:p>
       <w:pPr>
         <w:rPr>
-          <w:rFonts w:hint="eastAsia"/>
           <w:szCs w:val="22"/>
         </w:rPr>
       </w:pPr>
